--- a/03_Outputs/final scripts/ar/Module 2/2.0.0-ar.docx
+++ b/03_Outputs/final scripts/ar/Module 2/2.0.0-ar.docx
@@ -14,7 +14,7 @@
     </w:p>
     <w:p>
       <w:r>
-        <w:t>في هذه الوحدة، سنستكشف تعريفات الوصول إلى الطاقة، والفقر في الطاقة والوقود، والخدمات الطاقية الشاملة. سنناقش أيضًا الابتكارات التكنولوجية، مثل أنظمة الطاقة المتجددة الموزعة، وكيفية تحويلها للحياة، خاصة في المجتمعات النائية. على سبيل المثال، تدعم الشبكات الصغيرة المعتمدة على الطاقة الشمسية ضخ المياه والأعمال الصغيرة.</w:t>
+        <w:t>في هذه الوحدة، سنستكشف تعريفات الوصول إلى الطاقة، والفقر في مجال الطاقة والوقود، والخدمات الطاقية الشاملة. سنناقش أيضًا الابتكارات التكنولوجية، مثل أنظمة الطاقة المتجددة الموزعة، وكيفية تحويلها للحياة، خاصة في المجتمعات النائية. على سبيل المثال، تدعم الشبكات الصغيرة المعتمدة على الطاقة الشمسية ضخ المياه والأعمال الصغيرة.</w:t>
       </w:r>
     </w:p>
     <w:p>
